--- a/_14_TECH__VESTS_PAIRING_LOCKING_AND_CARE.docx
+++ b/_14_TECH__VESTS_PAIRING_LOCKING_AND_CARE.docx
@@ -808,199 +808,63 @@
       </w:r>
     </w:p>
     <w:p>
-      <w:pPr>
-        <w:widowControl w:val="0"/>
-        <w:rPr/>
-      </w:pPr>
-      <w:r>
-        <w:rPr>
-          <w:rtl w:val="0"/>
-        </w:rPr>
-        <w:t xml:space="preserve">*LED States (TactSuit X40)*</w:t>
-      </w:r>
-    </w:p>
-    <w:p>
-      <w:pPr>
-        <w:widowControl w:val="0"/>
-        <w:rPr/>
-      </w:pPr>
-      <w:r>
-        <w:rPr>
-          <w:rtl w:val="0"/>
-        </w:rPr>
-      </w:r>
-    </w:p>
-    <w:p>
-      <w:pPr>
-        <w:widowControl w:val="0"/>
-        <w:rPr/>
-      </w:pPr>
-      <w:r>
-        <w:rPr>
-          <w:rtl w:val="0"/>
-        </w:rPr>
-        <w:t xml:space="preserve">- Solid blue = vest is paired and powered on</w:t>
-      </w:r>
-    </w:p>
-    <w:p>
-      <w:pPr>
-        <w:widowControl w:val="0"/>
-        <w:rPr/>
-      </w:pPr>
-      <w:r>
-        <w:rPr>
-          <w:rtl w:val="0"/>
-        </w:rPr>
-      </w:r>
-    </w:p>
-    <w:p>
-      <w:pPr>
-        <w:widowControl w:val="0"/>
-        <w:rPr/>
-      </w:pPr>
-      <w:r>
-        <w:rPr>
-          <w:rtl w:val="0"/>
-        </w:rPr>
-        <w:t xml:space="preserve">- Flashing blue = vest is unpaired and needs pairing</w:t>
-      </w:r>
-    </w:p>
-    <w:p>
-      <w:pPr>
-        <w:widowControl w:val="0"/>
-        <w:rPr/>
-      </w:pPr>
-      <w:r>
-        <w:rPr>
-          <w:rtl w:val="0"/>
-        </w:rPr>
-      </w:r>
-    </w:p>
-    <w:p>
-      <w:pPr>
-        <w:widowControl w:val="0"/>
-        <w:rPr/>
-      </w:pPr>
-      <w:r>
-        <w:rPr>
-          <w:rtl w:val="0"/>
-        </w:rPr>
-        <w:t xml:space="preserve">- No light = vest is off or uncharged. Check the power button and charge if necessary.</w:t>
-      </w:r>
-    </w:p>
-    <w:p>
-      <w:pPr>
-        <w:widowControl w:val="0"/>
-        <w:rPr/>
-      </w:pPr>
-      <w:r>
-        <w:rPr>
-          <w:rtl w:val="0"/>
-        </w:rPr>
-      </w:r>
-    </w:p>
-    <w:p>
-      <w:pPr>
-        <w:widowControl w:val="0"/>
-        <w:rPr/>
-      </w:pPr>
-      <w:r>
-        <w:rPr>
-          <w:rtl w:val="0"/>
-        </w:rPr>
-        <w:t xml:space="preserve">- Yellow light = depends on vest model. On some vests, yellow can indicate a *firmware update*. On a *TactSuit Pro*, yellow may simply indicate *Player 4*. Check the vest model first before assigning meaning. Do not assume yellow means the same thing across all vest types, and do not update firmware yourself -- if the light is unexpected for that model or the vest is not behaving normally, contact T1.</w:t>
-      </w:r>
-    </w:p>
-    <w:p>
-      <w:pPr>
-        <w:widowControl w:val="0"/>
-        <w:rPr/>
-      </w:pPr>
-      <w:r>
-        <w:rPr>
-          <w:rtl w:val="0"/>
-        </w:rPr>
-      </w:r>
-    </w:p>
-    <w:p>
-      <w:pPr>
-        <w:widowControl w:val="0"/>
-        <w:rPr/>
-      </w:pPr>
-      <w:r>
-        <w:rPr>
-          <w:rtl w:val="0"/>
-        </w:rPr>
-        <w:t xml:space="preserve">- Purple light = can mean an *audio cable is plugged into the vest*, but Sandbox VR does *not* use the vest audio port. On a *TactSuit Pro*, purple may indicate *Player 6*. Treat purple as non-standard unless the vest model or player mapping explains it. Check the vest model and whether anything is plugged into the audio port; if unexpected or the vest is not functioning normally, contact T1. Do not use the vest audio port.</w:t>
-      </w:r>
-    </w:p>
-    <w:p>
-      <w:pPr>
-        <w:widowControl w:val="0"/>
-        <w:rPr/>
-      </w:pPr>
-      <w:r>
-        <w:rPr>
-          <w:rtl w:val="0"/>
-        </w:rPr>
-      </w:r>
-    </w:p>
-    <w:p>
-      <w:pPr>
-        <w:widowControl w:val="0"/>
-        <w:rPr/>
-      </w:pPr>
-      <w:r>
-        <w:rPr>
-          <w:rtl w:val="0"/>
-        </w:rPr>
-        <w:t xml:space="preserve">- Flashing red and blue = ONLY occurs on the *TactSuit X40*. It means the battery is dying. Take the vest out of service and charge it until the LED shows solid green. This red-and-blue flashing pattern does NOT occur on the TactSuit Pro -- if a TactSuit Pro ever shows flashing red and blue, something is wrong with the vest. Do not treat it as a normal battery warning. Submit the Vest workflow ticket to T1.</w:t>
-      </w:r>
-    </w:p>
-    <w:p>
-      <w:pPr>
-        <w:widowControl w:val="0"/>
-        <w:rPr/>
-      </w:pPr>
-      <w:r>
-        <w:rPr>
-          <w:rtl w:val="0"/>
-        </w:rPr>
-      </w:r>
-    </w:p>
-    <w:p>
-      <w:pPr>
-        <w:widowControl w:val="0"/>
-        <w:rPr/>
-      </w:pPr>
-      <w:r>
-        <w:rPr>
-          <w:rtl w:val="0"/>
-        </w:rPr>
-        <w:t xml:space="preserve">Lock state is not indicated by LED color. Button Lock status is confirmed through bHaptics Player only.</w:t>
-      </w:r>
-    </w:p>
-    <w:p>
-      <w:pPr>
-        <w:widowControl w:val="0"/>
-        <w:rPr/>
-      </w:pPr>
-      <w:r>
-        <w:rPr>
-          <w:rtl w:val="0"/>
-        </w:rPr>
-      </w:r>
-    </w:p>
-    <w:p>
-      <w:pPr>
-        <w:widowControl w:val="0"/>
-        <w:rPr/>
-      </w:pPr>
-      <w:r>
-        <w:rPr>
-          <w:rtl w:val="0"/>
-        </w:rPr>
-        <w:t xml:space="preserve">These LED behaviors apply to the TactSuit X40, which is the current standard vest. Some stores have the TactSuit Pro, some have the X40, and some have a mix of both. Both models pair the same way and use the same bHaptics software. The LED location and a few behaviors differ between models -- see below.</w:t>
+      <w:r>
+        <w:t>*LED States (TactSuit X40)*</w:t>
+      </w:r>
+    </w:p>
+    <w:p>
+      <w:r>
+        <w:t>- Solid blue = vest is paired and powered on</w:t>
+      </w:r>
+    </w:p>
+    <w:p>
+      <w:r>
+        <w:t>- Flashing blue = vest is unpaired and needs pairing</w:t>
+      </w:r>
+    </w:p>
+    <w:p>
+      <w:r>
+        <w:t>- No light = vest is off or uncharged. Check the power button and charge if necessary.</w:t>
+      </w:r>
+    </w:p>
+    <w:p>
+      <w:r>
+        <w:t>- Yellow light = depends on vest model. On some vests, yellow can indicate a *firmware update*. On a *TactSuit Pro*, yellow may simply indicate *Player 4*. Check the vest model first before assigning meaning. Do not assume yellow means the same thing across all vest types, and do not update firmware yourself -- if the light is unexpected for that model or the vest is not behaving normally, contact T1.</w:t>
+      </w:r>
+    </w:p>
+    <w:p>
+      <w:r>
+        <w:t>- Purple light = can mean an *audio cable is plugged into the vest*, but Sandbox VR does *not* use the vest audio port. On a *TactSuit Pro*, purple may indicate *Player 6*. Treat purple as non-standard unless the vest model or player mapping explains it. Check the vest model and whether anything is plugged into the audio port; if unexpected or the vest is not functioning normally, contact T1. Do not use the vest audio port.</w:t>
+      </w:r>
+    </w:p>
+    <w:p>
+      <w:r>
+        <w:t>- *Flashing red and blue (TactSuit X40) = LOW / dying battery.* This is a normal battery warning on the X40, not a fault. Take the vest out of service and charge it until the LED shows solid green.</w:t>
+      </w:r>
+    </w:p>
+    <w:p>
+      <w:r>
+        <w:t>- On a *TactSuit Pro*, the flashing red and blue pattern is not a confirmed normal behavior. If a TactSuit Pro shows flashing red and blue, treat it as the vest not behaving normally and submit the Vest Workflow ticket to T1.</w:t>
+      </w:r>
+    </w:p>
+    <w:p>
+      <w:r>
+        <w:t>- DO NOT say flashing red and blue is non-standard or a hardware/firmware fault on a TactSuit X40 -- on the X40 it means low battery.</w:t>
+      </w:r>
+    </w:p>
+    <w:p>
+      <w:r>
+        <w:t>- DO NOT paste or invent a T1 workflow link. Always use the verified link from &lt;https://sites.google.com/sandboxvr.com/theoasis/home/store-operations/guest-centric-operationally-sound/tech-sops-and-elearnings/vests|T1 Slack Workflow&gt;.</w:t>
+      </w:r>
+    </w:p>
+    <w:p>
+      <w:r>
+        <w:t>Lock state is not indicated by LED color. Button Lock status is confirmed through bHaptics Player only.</w:t>
+      </w:r>
+    </w:p>
+    <w:p>
+      <w:r>
+        <w:t>These LED behaviors apply to the TactSuit X40, which is the current standard vest. Some stores have the TactSuit Pro, some have the X40, and some have a mix of both. Both models pair the same way and use the same bHaptics software. The LED location and a few behaviors differ between models -- see below.</w:t>
       </w:r>
     </w:p>
     <w:p>
